--- a/klagomål/A 39552-2026 FSC-klagomål.docx
+++ b/klagomål/A 39552-2026 FSC-klagomål.docx
@@ -1031,7 +1031,7 @@
     <w:r>
       <w:tab/>
       <w:tab/>
-      <w:t>2026-10-05</w:t>
+      <w:t>2026-10-06</w:t>
       <w:br/>
       <w:br/>
     </w:r>

--- a/klagomål/A 39552-2026 FSC-klagomål.docx
+++ b/klagomål/A 39552-2026 FSC-klagomål.docx
@@ -1031,7 +1031,7 @@
     <w:r>
       <w:tab/>
       <w:tab/>
-      <w:t>2026-10-06</w:t>
+      <w:t>2026-10-07</w:t>
       <w:br/>
       <w:br/>
     </w:r>

--- a/klagomål/A 39552-2026 FSC-klagomål.docx
+++ b/klagomål/A 39552-2026 FSC-klagomål.docx
@@ -221,7 +221,7 @@
     </w:p>
     <w:p>
       <w:r>
-        <w:t>I avverkningsanmälan finns fynd av 8 naturvårdsarter, varav 3 är rödlistade, 2 är fridlysta, 6 är typiska (T) och 2 är signalarter (S): dropptaggsvamp (NT, T), skrovellav (NT, T), talltita (NT, §4), bårdlav (S, T), stuplav (S, T), grå renlav (T), linnea (T) och revlummer (§9). Se Figur 1.</w:t>
+        <w:t>I avverkningsanmälan finns fynd av 10 naturvårdsarter, varav 5 är rödlistade, 3 är fridlysta, 8 är typiska (T) och 2 är signalarter (S): dropptaggsvamp (NT, T), kolflarnlav (NT, T), lavskrika (NT, T, §4), skrovellav (NT, T), talltita (NT, §4), bårdlav (S, T), stuplav (S, T), grå renlav (T), linnea (T) och revlummer (§9). Se Figur 1.</w:t>
       </w:r>
     </w:p>
     <w:p>
@@ -272,6 +272,46 @@
         <w:rPr>
           <w:b/>
         </w:rPr>
+        <w:t>Kolflarnlav (NT)</w:t>
+      </w:r>
+      <w:r>
+        <w:t xml:space="preserve"> är brandberoende och växer nästan uteslutande på kolad hård kärnved av tall. Etableringen verkar ske först 100–300 år efter brand och nytt substrat nybildas i mycket begränsad omfattning. Avverkning av tallskog av naturskogskaraktär med spår av återkommande bränder är ett hot och mängden lämplig ved att växa på för arten minskar dels på grund av naturlig nedbrytning men framförallt på grund av att det förstörs i samband med slutavverkningar, gallringar och markberedning. Såväl kolflarnlav som mörk kolflarnlav har glänsande bålfjäll och förekommer främst i tall- och blandbarrskogar av naturskogskaraktär med spår av återkommande bränder. Skogar som dessa hyser höga biologiska värden och bör skyddas. Kolflarnlav är typisk art för </w:t>
+      </w:r>
+      <w:r>
+        <w:rPr>
+          <w:i/>
+        </w:rPr>
+        <w:t>9010 Taiga</w:t>
+      </w:r>
+      <w:r>
+        <w:t xml:space="preserve"> (SLU Artdatabanken, 2024).</w:t>
+      </w:r>
+    </w:p>
+    <w:p>
+      <w:r>
+        <w:rPr>
+          <w:b/>
+        </w:rPr>
+        <w:t>Lavskrika (NT, §4)</w:t>
+      </w:r>
+      <w:r>
+        <w:t xml:space="preserve"> är rödlistad som nära hotad och fridlyst enligt 4§ artskyddsförordningen. Den har minskat med 20 (10–30) % under de senaste 15 åren och minskningstakten bedöms vara nära gränsvärdet för sårbar (VU). Lavskrikan är en mycket stationär fågel, som häckar i äldre, slutna och hänglavsrika barrskogar. Nyckelfaktorer är flerskiktad skog med rik undervegetation samt riklig förekomst av hänglavar. Reviren är livslånga med hemområden som varierar mellan 50 och 150 ha. Inom ett revir av hög kvalitet finns det som regel ett eller flera kärnområden (1–20 ha) med relativt tät flerskiktad granskog. Arten missgynnas när flerskiktad skog omförs till enskiktade bestånd och även röjning och hård gallring är starkt negativt. Lavskrikan har relativt stora hemområden och försvinner när den äldre skogen fragmenteras, särskilt allvarligt är när kärnområdena avverkas. Den försvinner successivt framför allt vid dess utbredningsgränser och populationen har minskat kontinuerligt under 2000-talet. Lavskrika är typisk art för </w:t>
+      </w:r>
+      <w:r>
+        <w:rPr>
+          <w:i/>
+        </w:rPr>
+        <w:t>9010 Taiga</w:t>
+      </w:r>
+      <w:r>
+        <w:t xml:space="preserve"> (SLU Artdatabanken, 2026; Skogsstyrelsen 2016).</w:t>
+      </w:r>
+    </w:p>
+    <w:p>
+      <w:r>
+        <w:rPr>
+          <w:b/>
+        </w:rPr>
         <w:t>Skrovellav (NT)</w:t>
       </w:r>
       <w:r>
@@ -583,7 +623,7 @@
         <w:rPr>
           <w:i/>
         </w:rPr>
-        <w:t>I det avverkningsanmälda skogsområdet har 8 naturvårdsarter varav 3 rödlistade arter sina livsmiljöer och växtplatser.</w:t>
+        <w:t>I det avverkningsanmälda skogsområdet har 10 naturvårdsarter varav 5 rödlistade arter sina livsmiljöer och växtplatser.</w:t>
       </w:r>
     </w:p>
     <w:p>
@@ -781,6 +821,92 @@
       </w:pPr>
       <w:r>
         <w:t>BILAGA 1 – Fridlysta arter</w:t>
+      </w:r>
+    </w:p>
+    <w:p>
+      <w:pPr>
+        <w:pStyle w:val="Heading1"/>
+      </w:pPr>
+      <w:r>
+        <w:t>Lavskrika – ekologi samt krav på livsmiljön</w:t>
+      </w:r>
+    </w:p>
+    <w:p>
+      <w:r>
+        <w:t>Lavskrika är rödlistad som nära hotad (NT), fridlyst enligt 4 § artskyddsförordningen (2007:845) och ingår i förteckningen över prioriterade arter i Skogsstyrelsens föreskrifter och allmänna råd (SKSFS 2011:7) bilaga 4. Lavskrikan är en mycket stationär fågel, som häckar i äldre, slutna och hänglavsrika barrskogar. Nyckelfaktorer är flerskiktad skog med rik undervegetation samt riklig förekomst av hänglavar (SLU Artdatabanken, 2026).</w:t>
+      </w:r>
+    </w:p>
+    <w:p>
+      <w:r>
+        <w:t xml:space="preserve">I Skogsstyrelsens vägledning för hänsyn till fåglar står bland annat att: </w:t>
+      </w:r>
+      <w:r>
+        <w:rPr>
+          <w:i/>
+        </w:rPr>
+        <w:t>“Reviren är livslånga med hemområden som varierar mellan 50 och 150 ha. Hemområdena har inga fasta gränser utan det handlar mera om de yttre gränserna för familjegruppernas rörelser. Lavskrikan undviker att förflytta sig över stora öppna områden och hemområdesstorleken är därför större i områden fragmenterade av hyggen och yngre skog än i områden med i sammanhängande äldre skog. Det finns studier som antyder att det inom ett revir bör finnas maximalt 15 % öppna ytor och ungskog. Inom ett revir av hög kvalitet finns det som regel ett eller flera kärnområden (1–20 ha) med relativt tät flerskiktad granskog.”</w:t>
+      </w:r>
+      <w:r>
+        <w:t xml:space="preserve"> Vidare att: </w:t>
+      </w:r>
+      <w:r>
+        <w:rPr>
+          <w:i/>
+        </w:rPr>
+        <w:t>“Arten missgynnas när flerskiktad skog omförs till enskiktade bestånd. Även skogsskötsel med återkommande röjning och hård gallring är starkt negativt. Lavskrikan har relativt stora hemområden och försvinner när den äldre skogen fragmenteras, särskilt allvarligt är när kärnområdena avverkas.”</w:t>
+      </w:r>
+      <w:r>
+        <w:t xml:space="preserve"> (Skogsstyrelsen 2016).</w:t>
+      </w:r>
+    </w:p>
+    <w:p>
+      <w:r>
+        <w:t xml:space="preserve">Populationen har minskat med 20 (10–30) % under de senaste 15 åren och minskningstakten bedöms vara nära gränsvärdet för sårbar (VU). Arten försvinner successivt framför allt vid dess utbredningsgränser och populationen har minskat kontinuerligt under 2000-talet. Lavskrika är typisk art för </w:t>
+      </w:r>
+      <w:r>
+        <w:rPr>
+          <w:i/>
+        </w:rPr>
+        <w:t>9010 Taiga</w:t>
+      </w:r>
+      <w:r>
+        <w:t xml:space="preserve"> (SLU Artdatabanken, 2026).</w:t>
+      </w:r>
+    </w:p>
+    <w:p>
+      <w:pPr>
+        <w:pStyle w:val="Heading2"/>
+      </w:pPr>
+      <w:r>
+        <w:t>Referenser – lavskrika</w:t>
+      </w:r>
+    </w:p>
+    <w:p>
+      <w:r>
+        <w:t xml:space="preserve">Skogsstyrelsen, 2016. </w:t>
+      </w:r>
+      <w:r>
+        <w:rPr>
+          <w:i/>
+        </w:rPr>
+        <w:t xml:space="preserve">Vägledning för hänsyn till fåglar – lavskrika. </w:t>
+      </w:r>
+      <w:r>
+        <w:t>https://www.skogsstyrelsen.se/globalassets/lag-och-tillsyn/artskydd/vagledningar-for-hansyn-till-faglar/lavskrika-vagledning-hansyn.pdf</w:t>
+      </w:r>
+    </w:p>
+    <w:p>
+      <w:r>
+        <w:t xml:space="preserve">SLU Artdatabanken, 2026. </w:t>
+      </w:r>
+      <w:r>
+        <w:rPr>
+          <w:i/>
+        </w:rPr>
+        <w:t xml:space="preserve">Artfaktablad. Naturvård – artfakta. </w:t>
+      </w:r>
+      <w:r>
+        <w:t>SLU Artdatabanken, Uppsala</w:t>
       </w:r>
     </w:p>
     <w:p>
@@ -1031,7 +1157,7 @@
     <w:r>
       <w:tab/>
       <w:tab/>
-      <w:t>2026-10-07</w:t>
+      <w:t>2026-10-08</w:t>
       <w:br/>
       <w:br/>
     </w:r>

--- a/klagomål/A 39552-2026 FSC-klagomål.docx
+++ b/klagomål/A 39552-2026 FSC-klagomål.docx
@@ -1157,7 +1157,7 @@
     <w:r>
       <w:tab/>
       <w:tab/>
-      <w:t>2026-10-08</w:t>
+      <w:t>2026-10-09</w:t>
       <w:br/>
       <w:br/>
     </w:r>

--- a/klagomål/A 39552-2026 FSC-klagomål.docx
+++ b/klagomål/A 39552-2026 FSC-klagomål.docx
@@ -1157,7 +1157,7 @@
     <w:r>
       <w:tab/>
       <w:tab/>
-      <w:t>2026-10-09</w:t>
+      <w:t>2026-10-10</w:t>
       <w:br/>
       <w:br/>
     </w:r>

--- a/klagomål/A 39552-2026 FSC-klagomål.docx
+++ b/klagomål/A 39552-2026 FSC-klagomål.docx
@@ -1157,7 +1157,7 @@
     <w:r>
       <w:tab/>
       <w:tab/>
-      <w:t>2026-10-10</w:t>
+      <w:t>2026-10-11</w:t>
       <w:br/>
       <w:br/>
     </w:r>

--- a/klagomål/A 39552-2026 FSC-klagomål.docx
+++ b/klagomål/A 39552-2026 FSC-klagomål.docx
@@ -1157,7 +1157,7 @@
     <w:r>
       <w:tab/>
       <w:tab/>
-      <w:t>2026-10-11</w:t>
+      <w:t>2026-10-12</w:t>
       <w:br/>
       <w:br/>
     </w:r>

--- a/klagomål/A 39552-2026 FSC-klagomål.docx
+++ b/klagomål/A 39552-2026 FSC-klagomål.docx
@@ -1157,7 +1157,7 @@
     <w:r>
       <w:tab/>
       <w:tab/>
-      <w:t>2026-10-12</w:t>
+      <w:t>2026-10-13</w:t>
       <w:br/>
       <w:br/>
     </w:r>

--- a/klagomål/A 39552-2026 FSC-klagomål.docx
+++ b/klagomål/A 39552-2026 FSC-klagomål.docx
@@ -1157,7 +1157,7 @@
     <w:r>
       <w:tab/>
       <w:tab/>
-      <w:t>2026-10-13</w:t>
+      <w:t>2026-10-14</w:t>
       <w:br/>
       <w:br/>
     </w:r>

--- a/klagomål/A 39552-2026 FSC-klagomål.docx
+++ b/klagomål/A 39552-2026 FSC-klagomål.docx
@@ -1157,7 +1157,7 @@
     <w:r>
       <w:tab/>
       <w:tab/>
-      <w:t>2026-10-14</w:t>
+      <w:t>2026-10-15</w:t>
       <w:br/>
       <w:br/>
     </w:r>

--- a/klagomål/A 39552-2026 FSC-klagomål.docx
+++ b/klagomål/A 39552-2026 FSC-klagomål.docx
@@ -1157,7 +1157,7 @@
     <w:r>
       <w:tab/>
       <w:tab/>
-      <w:t>2026-10-15</w:t>
+      <w:t>2026-10-16</w:t>
       <w:br/>
       <w:br/>
     </w:r>

--- a/klagomål/A 39552-2026 FSC-klagomål.docx
+++ b/klagomål/A 39552-2026 FSC-klagomål.docx
@@ -1157,7 +1157,7 @@
     <w:r>
       <w:tab/>
       <w:tab/>
-      <w:t>2026-10-16</w:t>
+      <w:t>2026-10-17</w:t>
       <w:br/>
       <w:br/>
     </w:r>

--- a/klagomål/A 39552-2026 FSC-klagomål.docx
+++ b/klagomål/A 39552-2026 FSC-klagomål.docx
@@ -1157,7 +1157,7 @@
     <w:r>
       <w:tab/>
       <w:tab/>
-      <w:t>2026-10-17</w:t>
+      <w:t>2026-10-18</w:t>
       <w:br/>
       <w:br/>
     </w:r>

--- a/klagomål/A 39552-2026 FSC-klagomål.docx
+++ b/klagomål/A 39552-2026 FSC-klagomål.docx
@@ -1157,7 +1157,7 @@
     <w:r>
       <w:tab/>
       <w:tab/>
-      <w:t>2026-10-18</w:t>
+      <w:t>2026-10-19</w:t>
       <w:br/>
       <w:br/>
     </w:r>

--- a/klagomål/A 39552-2026 FSC-klagomål.docx
+++ b/klagomål/A 39552-2026 FSC-klagomål.docx
@@ -1157,7 +1157,7 @@
     <w:r>
       <w:tab/>
       <w:tab/>
-      <w:t>2026-10-19</w:t>
+      <w:t>2026-10-20</w:t>
       <w:br/>
       <w:br/>
     </w:r>

--- a/klagomål/A 39552-2026 FSC-klagomål.docx
+++ b/klagomål/A 39552-2026 FSC-klagomål.docx
@@ -1157,7 +1157,7 @@
     <w:r>
       <w:tab/>
       <w:tab/>
-      <w:t>2026-10-20</w:t>
+      <w:t>2026-10-21</w:t>
       <w:br/>
       <w:br/>
     </w:r>

--- a/klagomål/A 39552-2026 FSC-klagomål.docx
+++ b/klagomål/A 39552-2026 FSC-klagomål.docx
@@ -1157,7 +1157,7 @@
     <w:r>
       <w:tab/>
       <w:tab/>
-      <w:t>2026-10-21</w:t>
+      <w:t>2026-10-22</w:t>
       <w:br/>
       <w:br/>
     </w:r>

--- a/klagomål/A 39552-2026 FSC-klagomål.docx
+++ b/klagomål/A 39552-2026 FSC-klagomål.docx
@@ -1157,7 +1157,7 @@
     <w:r>
       <w:tab/>
       <w:tab/>
-      <w:t>2026-10-22</w:t>
+      <w:t>2026-10-23</w:t>
       <w:br/>
       <w:br/>
     </w:r>

--- a/klagomål/A 39552-2026 FSC-klagomål.docx
+++ b/klagomål/A 39552-2026 FSC-klagomål.docx
@@ -1157,7 +1157,7 @@
     <w:r>
       <w:tab/>
       <w:tab/>
-      <w:t>2026-10-23</w:t>
+      <w:t>2026-10-24</w:t>
       <w:br/>
       <w:br/>
     </w:r>

--- a/klagomål/A 39552-2026 FSC-klagomål.docx
+++ b/klagomål/A 39552-2026 FSC-klagomål.docx
@@ -1157,7 +1157,7 @@
     <w:r>
       <w:tab/>
       <w:tab/>
-      <w:t>2026-10-24</w:t>
+      <w:t>2026-10-25</w:t>
       <w:br/>
       <w:br/>
     </w:r>

--- a/klagomål/A 39552-2026 FSC-klagomål.docx
+++ b/klagomål/A 39552-2026 FSC-klagomål.docx
@@ -1157,7 +1157,7 @@
     <w:r>
       <w:tab/>
       <w:tab/>
-      <w:t>2026-10-25</w:t>
+      <w:t>2026-10-26</w:t>
       <w:br/>
       <w:br/>
     </w:r>

--- a/klagomål/A 39552-2026 FSC-klagomål.docx
+++ b/klagomål/A 39552-2026 FSC-klagomål.docx
@@ -1157,7 +1157,7 @@
     <w:r>
       <w:tab/>
       <w:tab/>
-      <w:t>2026-10-26</w:t>
+      <w:t>2026-10-27</w:t>
       <w:br/>
       <w:br/>
     </w:r>

--- a/klagomål/A 39552-2026 FSC-klagomål.docx
+++ b/klagomål/A 39552-2026 FSC-klagomål.docx
@@ -1157,7 +1157,7 @@
     <w:r>
       <w:tab/>
       <w:tab/>
-      <w:t>2026-10-27</w:t>
+      <w:t>2026-10-28</w:t>
       <w:br/>
       <w:br/>
     </w:r>

--- a/klagomål/A 39552-2026 FSC-klagomål.docx
+++ b/klagomål/A 39552-2026 FSC-klagomål.docx
@@ -1157,7 +1157,7 @@
     <w:r>
       <w:tab/>
       <w:tab/>
-      <w:t>2026-10-28</w:t>
+      <w:t>2026-10-29</w:t>
       <w:br/>
       <w:br/>
     </w:r>

--- a/klagomål/A 39552-2026 FSC-klagomål.docx
+++ b/klagomål/A 39552-2026 FSC-klagomål.docx
@@ -1157,7 +1157,7 @@
     <w:r>
       <w:tab/>
       <w:tab/>
-      <w:t>2026-10-29</w:t>
+      <w:t>2026-10-31</w:t>
       <w:br/>
       <w:br/>
     </w:r>
